--- a/examples/graphics/doc/10-distribution-histogram.docx
+++ b/examples/graphics/doc/10-distribution-histogram.docx
@@ -957,7 +957,7 @@
               <a:graphicData uri="http://schemas.openxmlformats.org/drawingml/2006/picture">
                 <pic:pic>
                   <pic:nvPicPr>
-                    <pic:cNvPr descr="/home/gpca/daltoolbox/examples/graphics/doc/08-distribution-histogram_files/4507f7897a7acf2a67eb705ccfc3e2a5700b8ec3.png" id="11" name="Picture"/>
+                    <pic:cNvPr descr="/home/gpca/daltoolbox/examples/graphics/doc/10-distribution-histogram_files/4507f7897a7acf2a67eb705ccfc3e2a5700b8ec3.png" id="11" name="Picture"/>
                     <pic:cNvPicPr>
                       <a:picLocks noChangeArrowheads="1" noChangeAspect="1"/>
                     </pic:cNvPicPr>
@@ -1574,7 +1574,7 @@
               <a:graphicData uri="http://schemas.openxmlformats.org/drawingml/2006/picture">
                 <pic:pic>
                   <pic:nvPicPr>
-                    <pic:cNvPr descr="/home/gpca/daltoolbox/examples/graphics/doc/08-distribution-histogram_files/fb0e9742b5c9a92d67a78e269ca202714879802c.png" id="14" name="Picture"/>
+                    <pic:cNvPr descr="/home/gpca/daltoolbox/examples/graphics/doc/10-distribution-histogram_files/fb0e9742b5c9a92d67a78e269ca202714879802c.png" id="14" name="Picture"/>
                     <pic:cNvPicPr>
                       <a:picLocks noChangeArrowheads="1" noChangeAspect="1"/>
                     </pic:cNvPicPr>

--- a/examples/graphics/doc/10-distribution-histogram.docx
+++ b/examples/graphics/doc/10-distribution-histogram.docx
@@ -1500,7 +1500,7 @@
         <w:rPr>
           <w:rStyle w:val="DecValTok"/>
         </w:rPr>
-        <w:t xml:space="preserve">15</w:t>
+        <w:t xml:space="preserve">18</w:t>
       </w:r>
       <w:r>
         <w:rPr>
@@ -1516,9 +1516,9 @@
       </w:r>
       <w:r>
         <w:rPr>
-          <w:rStyle w:val="DecValTok"/>
-        </w:rPr>
-        <w:t xml:space="preserve">4</w:t>
+          <w:rStyle w:val="FloatTok"/>
+        </w:rPr>
+        <w:t xml:space="preserve">3.2</w:t>
       </w:r>
       <w:r>
         <w:rPr>
